--- a/klagomål/A 49256-2025 FSC-klagomål.docx
+++ b/klagomål/A 49256-2025 FSC-klagomål.docx
@@ -662,7 +662,7 @@
     <w:r>
       <w:tab/>
       <w:tab/>
-      <w:t>2025-10-09</w:t>
+      <w:t>2025-10-10</w:t>
       <w:br/>
       <w:br/>
     </w:r>

--- a/klagomål/A 49256-2025 FSC-klagomål.docx
+++ b/klagomål/A 49256-2025 FSC-klagomål.docx
@@ -662,7 +662,7 @@
     <w:r>
       <w:tab/>
       <w:tab/>
-      <w:t>2025-10-10</w:t>
+      <w:t>2025-10-11</w:t>
       <w:br/>
       <w:br/>
     </w:r>

--- a/klagomål/A 49256-2025 FSC-klagomål.docx
+++ b/klagomål/A 49256-2025 FSC-klagomål.docx
@@ -662,7 +662,7 @@
     <w:r>
       <w:tab/>
       <w:tab/>
-      <w:t>2025-10-16</w:t>
+      <w:t>2025-10-17</w:t>
       <w:br/>
       <w:br/>
     </w:r>

--- a/klagomål/A 49256-2025 FSC-klagomål.docx
+++ b/klagomål/A 49256-2025 FSC-klagomål.docx
@@ -662,7 +662,7 @@
     <w:r>
       <w:tab/>
       <w:tab/>
-      <w:t>2025-10-17</w:t>
+      <w:t>2025-10-18</w:t>
       <w:br/>
       <w:br/>
     </w:r>

--- a/klagomål/A 49256-2025 FSC-klagomål.docx
+++ b/klagomål/A 49256-2025 FSC-klagomål.docx
@@ -662,7 +662,7 @@
     <w:r>
       <w:tab/>
       <w:tab/>
-      <w:t>2025-10-18</w:t>
+      <w:t>2025-10-19</w:t>
       <w:br/>
       <w:br/>
     </w:r>

--- a/klagomål/A 49256-2025 FSC-klagomål.docx
+++ b/klagomål/A 49256-2025 FSC-klagomål.docx
@@ -662,7 +662,7 @@
     <w:r>
       <w:tab/>
       <w:tab/>
-      <w:t>2025-10-19</w:t>
+      <w:t>2025-10-20</w:t>
       <w:br/>
       <w:br/>
     </w:r>

--- a/klagomål/A 49256-2025 FSC-klagomål.docx
+++ b/klagomål/A 49256-2025 FSC-klagomål.docx
@@ -662,7 +662,7 @@
     <w:r>
       <w:tab/>
       <w:tab/>
-      <w:t>2025-10-20</w:t>
+      <w:t>2025-10-21</w:t>
       <w:br/>
       <w:br/>
     </w:r>

--- a/klagomål/A 49256-2025 FSC-klagomål.docx
+++ b/klagomål/A 49256-2025 FSC-klagomål.docx
@@ -662,7 +662,7 @@
     <w:r>
       <w:tab/>
       <w:tab/>
-      <w:t>2025-10-21</w:t>
+      <w:t>2025-10-22</w:t>
       <w:br/>
       <w:br/>
     </w:r>

--- a/klagomål/A 49256-2025 FSC-klagomål.docx
+++ b/klagomål/A 49256-2025 FSC-klagomål.docx
@@ -662,7 +662,7 @@
     <w:r>
       <w:tab/>
       <w:tab/>
-      <w:t>2025-10-22</w:t>
+      <w:t>2025-10-23</w:t>
       <w:br/>
       <w:br/>
     </w:r>

--- a/klagomål/A 49256-2025 FSC-klagomål.docx
+++ b/klagomål/A 49256-2025 FSC-klagomål.docx
@@ -662,7 +662,7 @@
     <w:r>
       <w:tab/>
       <w:tab/>
-      <w:t>2025-10-23</w:t>
+      <w:t>2025-10-24</w:t>
       <w:br/>
       <w:br/>
     </w:r>

--- a/klagomål/A 49256-2025 FSC-klagomål.docx
+++ b/klagomål/A 49256-2025 FSC-klagomål.docx
@@ -662,7 +662,7 @@
     <w:r>
       <w:tab/>
       <w:tab/>
-      <w:t>2025-10-24</w:t>
+      <w:t>2025-10-25</w:t>
       <w:br/>
       <w:br/>
     </w:r>

--- a/klagomål/A 49256-2025 FSC-klagomål.docx
+++ b/klagomål/A 49256-2025 FSC-klagomål.docx
@@ -662,7 +662,7 @@
     <w:r>
       <w:tab/>
       <w:tab/>
-      <w:t>2025-10-25</w:t>
+      <w:t>2025-10-26</w:t>
       <w:br/>
       <w:br/>
     </w:r>

--- a/klagomål/A 49256-2025 FSC-klagomål.docx
+++ b/klagomål/A 49256-2025 FSC-klagomål.docx
@@ -662,7 +662,7 @@
     <w:r>
       <w:tab/>
       <w:tab/>
-      <w:t>2025-10-26</w:t>
+      <w:t>2025-10-27</w:t>
       <w:br/>
       <w:br/>
     </w:r>

--- a/klagomål/A 49256-2025 FSC-klagomål.docx
+++ b/klagomål/A 49256-2025 FSC-klagomål.docx
@@ -662,7 +662,7 @@
     <w:r>
       <w:tab/>
       <w:tab/>
-      <w:t>2025-10-27</w:t>
+      <w:t>2025-10-28</w:t>
       <w:br/>
       <w:br/>
     </w:r>

--- a/klagomål/A 49256-2025 FSC-klagomål.docx
+++ b/klagomål/A 49256-2025 FSC-klagomål.docx
@@ -662,7 +662,7 @@
     <w:r>
       <w:tab/>
       <w:tab/>
-      <w:t>2025-10-28</w:t>
+      <w:t>2025-10-29</w:t>
       <w:br/>
       <w:br/>
     </w:r>

--- a/klagomål/A 49256-2025 FSC-klagomål.docx
+++ b/klagomål/A 49256-2025 FSC-klagomål.docx
@@ -662,7 +662,7 @@
     <w:r>
       <w:tab/>
       <w:tab/>
-      <w:t>2025-10-29</w:t>
+      <w:t>2025-10-30</w:t>
       <w:br/>
       <w:br/>
     </w:r>

--- a/klagomål/A 49256-2025 FSC-klagomål.docx
+++ b/klagomål/A 49256-2025 FSC-klagomål.docx
@@ -662,7 +662,7 @@
     <w:r>
       <w:tab/>
       <w:tab/>
-      <w:t>2025-10-30</w:t>
+      <w:t>2025-10-31</w:t>
       <w:br/>
       <w:br/>
     </w:r>

--- a/klagomål/A 49256-2025 FSC-klagomål.docx
+++ b/klagomål/A 49256-2025 FSC-klagomål.docx
@@ -662,7 +662,7 @@
     <w:r>
       <w:tab/>
       <w:tab/>
-      <w:t>2025-10-31</w:t>
+      <w:t>2025-11-01</w:t>
       <w:br/>
       <w:br/>
     </w:r>

--- a/klagomål/A 49256-2025 FSC-klagomål.docx
+++ b/klagomål/A 49256-2025 FSC-klagomål.docx
@@ -662,7 +662,7 @@
     <w:r>
       <w:tab/>
       <w:tab/>
-      <w:t>2025-11-01</w:t>
+      <w:t>2025-11-02</w:t>
       <w:br/>
       <w:br/>
     </w:r>

--- a/klagomål/A 49256-2025 FSC-klagomål.docx
+++ b/klagomål/A 49256-2025 FSC-klagomål.docx
@@ -662,7 +662,7 @@
     <w:r>
       <w:tab/>
       <w:tab/>
-      <w:t>2025-11-02</w:t>
+      <w:t>2025-11-03</w:t>
       <w:br/>
       <w:br/>
     </w:r>

--- a/klagomål/A 49256-2025 FSC-klagomål.docx
+++ b/klagomål/A 49256-2025 FSC-klagomål.docx
@@ -662,7 +662,7 @@
     <w:r>
       <w:tab/>
       <w:tab/>
-      <w:t>2025-11-03</w:t>
+      <w:t>2025-11-04</w:t>
       <w:br/>
       <w:br/>
     </w:r>

--- a/klagomål/A 49256-2025 FSC-klagomål.docx
+++ b/klagomål/A 49256-2025 FSC-klagomål.docx
@@ -662,7 +662,7 @@
     <w:r>
       <w:tab/>
       <w:tab/>
-      <w:t>2025-11-04</w:t>
+      <w:t>2025-11-05</w:t>
       <w:br/>
       <w:br/>
     </w:r>

--- a/klagomål/A 49256-2025 FSC-klagomål.docx
+++ b/klagomål/A 49256-2025 FSC-klagomål.docx
@@ -662,7 +662,7 @@
     <w:r>
       <w:tab/>
       <w:tab/>
-      <w:t>2025-11-05</w:t>
+      <w:t>2025-11-06</w:t>
       <w:br/>
       <w:br/>
     </w:r>

--- a/klagomål/A 49256-2025 FSC-klagomål.docx
+++ b/klagomål/A 49256-2025 FSC-klagomål.docx
@@ -662,7 +662,7 @@
     <w:r>
       <w:tab/>
       <w:tab/>
-      <w:t>2025-11-06</w:t>
+      <w:t>2025-11-07</w:t>
       <w:br/>
       <w:br/>
     </w:r>

--- a/klagomål/A 49256-2025 FSC-klagomål.docx
+++ b/klagomål/A 49256-2025 FSC-klagomål.docx
@@ -662,7 +662,7 @@
     <w:r>
       <w:tab/>
       <w:tab/>
-      <w:t>2025-11-07</w:t>
+      <w:t>2025-11-08</w:t>
       <w:br/>
       <w:br/>
     </w:r>

--- a/klagomål/A 49256-2025 FSC-klagomål.docx
+++ b/klagomål/A 49256-2025 FSC-klagomål.docx
@@ -662,7 +662,7 @@
     <w:r>
       <w:tab/>
       <w:tab/>
-      <w:t>2025-11-08</w:t>
+      <w:t>2025-11-09</w:t>
       <w:br/>
       <w:br/>
     </w:r>

--- a/klagomål/A 49256-2025 FSC-klagomål.docx
+++ b/klagomål/A 49256-2025 FSC-klagomål.docx
@@ -662,7 +662,7 @@
     <w:r>
       <w:tab/>
       <w:tab/>
-      <w:t>2025-11-09</w:t>
+      <w:t>2025-11-10</w:t>
       <w:br/>
       <w:br/>
     </w:r>

--- a/klagomål/A 49256-2025 FSC-klagomål.docx
+++ b/klagomål/A 49256-2025 FSC-klagomål.docx
@@ -662,7 +662,7 @@
     <w:r>
       <w:tab/>
       <w:tab/>
-      <w:t>2025-11-10</w:t>
+      <w:t>2025-11-11</w:t>
       <w:br/>
       <w:br/>
     </w:r>

--- a/klagomål/A 49256-2025 FSC-klagomål.docx
+++ b/klagomål/A 49256-2025 FSC-klagomål.docx
@@ -662,7 +662,7 @@
     <w:r>
       <w:tab/>
       <w:tab/>
-      <w:t>2025-11-11</w:t>
+      <w:t>2025-11-12</w:t>
       <w:br/>
       <w:br/>
     </w:r>

--- a/klagomål/A 49256-2025 FSC-klagomål.docx
+++ b/klagomål/A 49256-2025 FSC-klagomål.docx
@@ -662,7 +662,7 @@
     <w:r>
       <w:tab/>
       <w:tab/>
-      <w:t>2025-11-12</w:t>
+      <w:t>2025-11-13</w:t>
       <w:br/>
       <w:br/>
     </w:r>

--- a/klagomål/A 49256-2025 FSC-klagomål.docx
+++ b/klagomål/A 49256-2025 FSC-klagomål.docx
@@ -662,7 +662,7 @@
     <w:r>
       <w:tab/>
       <w:tab/>
-      <w:t>2025-11-13</w:t>
+      <w:t>2025-11-14</w:t>
       <w:br/>
       <w:br/>
     </w:r>

--- a/klagomål/A 49256-2025 FSC-klagomål.docx
+++ b/klagomål/A 49256-2025 FSC-klagomål.docx
@@ -662,7 +662,7 @@
     <w:r>
       <w:tab/>
       <w:tab/>
-      <w:t>2025-11-14</w:t>
+      <w:t>2025-11-15</w:t>
       <w:br/>
       <w:br/>
     </w:r>

--- a/klagomål/A 49256-2025 FSC-klagomål.docx
+++ b/klagomål/A 49256-2025 FSC-klagomål.docx
@@ -662,7 +662,7 @@
     <w:r>
       <w:tab/>
       <w:tab/>
-      <w:t>2025-11-15</w:t>
+      <w:t>2025-11-20</w:t>
       <w:br/>
       <w:br/>
     </w:r>

--- a/klagomål/A 49256-2025 FSC-klagomål.docx
+++ b/klagomål/A 49256-2025 FSC-klagomål.docx
@@ -662,7 +662,7 @@
     <w:r>
       <w:tab/>
       <w:tab/>
-      <w:t>2025-11-20</w:t>
+      <w:t>2025-11-21</w:t>
       <w:br/>
       <w:br/>
     </w:r>

--- a/klagomål/A 49256-2025 FSC-klagomål.docx
+++ b/klagomål/A 49256-2025 FSC-klagomål.docx
@@ -662,7 +662,7 @@
     <w:r>
       <w:tab/>
       <w:tab/>
-      <w:t>2025-11-21</w:t>
+      <w:t>2025-11-22</w:t>
       <w:br/>
       <w:br/>
     </w:r>

--- a/klagomål/A 49256-2025 FSC-klagomål.docx
+++ b/klagomål/A 49256-2025 FSC-klagomål.docx
@@ -662,7 +662,7 @@
     <w:r>
       <w:tab/>
       <w:tab/>
-      <w:t>2025-11-22</w:t>
+      <w:t>2025-11-23</w:t>
       <w:br/>
       <w:br/>
     </w:r>

--- a/klagomål/A 49256-2025 FSC-klagomål.docx
+++ b/klagomål/A 49256-2025 FSC-klagomål.docx
@@ -662,7 +662,7 @@
     <w:r>
       <w:tab/>
       <w:tab/>
-      <w:t>2025-11-23</w:t>
+      <w:t>2025-11-24</w:t>
       <w:br/>
       <w:br/>
     </w:r>

--- a/klagomål/A 49256-2025 FSC-klagomål.docx
+++ b/klagomål/A 49256-2025 FSC-klagomål.docx
@@ -662,7 +662,7 @@
     <w:r>
       <w:tab/>
       <w:tab/>
-      <w:t>2025-11-24</w:t>
+      <w:t>2025-11-25</w:t>
       <w:br/>
       <w:br/>
     </w:r>

--- a/klagomål/A 49256-2025 FSC-klagomål.docx
+++ b/klagomål/A 49256-2025 FSC-klagomål.docx
@@ -662,7 +662,7 @@
     <w:r>
       <w:tab/>
       <w:tab/>
-      <w:t>2025-11-25</w:t>
+      <w:t>2025-11-26</w:t>
       <w:br/>
       <w:br/>
     </w:r>

--- a/klagomål/A 49256-2025 FSC-klagomål.docx
+++ b/klagomål/A 49256-2025 FSC-klagomål.docx
@@ -662,7 +662,7 @@
     <w:r>
       <w:tab/>
       <w:tab/>
-      <w:t>2025-11-26</w:t>
+      <w:t>2025-11-27</w:t>
       <w:br/>
       <w:br/>
     </w:r>

--- a/klagomål/A 49256-2025 FSC-klagomål.docx
+++ b/klagomål/A 49256-2025 FSC-klagomål.docx
@@ -662,7 +662,7 @@
     <w:r>
       <w:tab/>
       <w:tab/>
-      <w:t>2025-11-27</w:t>
+      <w:t>2025-11-28</w:t>
       <w:br/>
       <w:br/>
     </w:r>

--- a/klagomål/A 49256-2025 FSC-klagomål.docx
+++ b/klagomål/A 49256-2025 FSC-klagomål.docx
@@ -662,7 +662,7 @@
     <w:r>
       <w:tab/>
       <w:tab/>
-      <w:t>2025-11-28</w:t>
+      <w:t>2025-11-29</w:t>
       <w:br/>
       <w:br/>
     </w:r>

--- a/klagomål/A 49256-2025 FSC-klagomål.docx
+++ b/klagomål/A 49256-2025 FSC-klagomål.docx
@@ -662,7 +662,7 @@
     <w:r>
       <w:tab/>
       <w:tab/>
-      <w:t>2025-11-29</w:t>
+      <w:t>2025-11-30</w:t>
       <w:br/>
       <w:br/>
     </w:r>

--- a/klagomål/A 49256-2025 FSC-klagomål.docx
+++ b/klagomål/A 49256-2025 FSC-klagomål.docx
@@ -662,7 +662,7 @@
     <w:r>
       <w:tab/>
       <w:tab/>
-      <w:t>2025-11-30</w:t>
+      <w:t>2025-12-01</w:t>
       <w:br/>
       <w:br/>
     </w:r>

--- a/klagomål/A 49256-2025 FSC-klagomål.docx
+++ b/klagomål/A 49256-2025 FSC-klagomål.docx
@@ -662,7 +662,7 @@
     <w:r>
       <w:tab/>
       <w:tab/>
-      <w:t>2025-12-01</w:t>
+      <w:t>2025-12-02</w:t>
       <w:br/>
       <w:br/>
     </w:r>

--- a/klagomål/A 49256-2025 FSC-klagomål.docx
+++ b/klagomål/A 49256-2025 FSC-klagomål.docx
@@ -662,7 +662,7 @@
     <w:r>
       <w:tab/>
       <w:tab/>
-      <w:t>2025-12-02</w:t>
+      <w:t>2025-12-03</w:t>
       <w:br/>
       <w:br/>
     </w:r>

--- a/klagomål/A 49256-2025 FSC-klagomål.docx
+++ b/klagomål/A 49256-2025 FSC-klagomål.docx
@@ -662,7 +662,7 @@
     <w:r>
       <w:tab/>
       <w:tab/>
-      <w:t>2025-12-03</w:t>
+      <w:t>2025-12-04</w:t>
       <w:br/>
       <w:br/>
     </w:r>

--- a/klagomål/A 49256-2025 FSC-klagomål.docx
+++ b/klagomål/A 49256-2025 FSC-klagomål.docx
@@ -662,7 +662,7 @@
     <w:r>
       <w:tab/>
       <w:tab/>
-      <w:t>2025-12-04</w:t>
+      <w:t>2025-12-05</w:t>
       <w:br/>
       <w:br/>
     </w:r>

--- a/klagomål/A 49256-2025 FSC-klagomål.docx
+++ b/klagomål/A 49256-2025 FSC-klagomål.docx
@@ -662,7 +662,7 @@
     <w:r>
       <w:tab/>
       <w:tab/>
-      <w:t>2025-12-05</w:t>
+      <w:t>2025-12-06</w:t>
       <w:br/>
       <w:br/>
     </w:r>

--- a/klagomål/A 49256-2025 FSC-klagomål.docx
+++ b/klagomål/A 49256-2025 FSC-klagomål.docx
@@ -662,7 +662,7 @@
     <w:r>
       <w:tab/>
       <w:tab/>
-      <w:t>2025-12-06</w:t>
+      <w:t>2025-12-07</w:t>
       <w:br/>
       <w:br/>
     </w:r>

--- a/klagomål/A 49256-2025 FSC-klagomål.docx
+++ b/klagomål/A 49256-2025 FSC-klagomål.docx
@@ -662,7 +662,7 @@
     <w:r>
       <w:tab/>
       <w:tab/>
-      <w:t>2025-12-07</w:t>
+      <w:t>2025-12-08</w:t>
       <w:br/>
       <w:br/>
     </w:r>

--- a/klagomål/A 49256-2025 FSC-klagomål.docx
+++ b/klagomål/A 49256-2025 FSC-klagomål.docx
@@ -662,7 +662,7 @@
     <w:r>
       <w:tab/>
       <w:tab/>
-      <w:t>2025-12-08</w:t>
+      <w:t>2025-12-09</w:t>
       <w:br/>
       <w:br/>
     </w:r>

--- a/klagomål/A 49256-2025 FSC-klagomål.docx
+++ b/klagomål/A 49256-2025 FSC-klagomål.docx
@@ -662,7 +662,7 @@
     <w:r>
       <w:tab/>
       <w:tab/>
-      <w:t>2025-12-09</w:t>
+      <w:t>2025-12-10</w:t>
       <w:br/>
       <w:br/>
     </w:r>

--- a/klagomål/A 49256-2025 FSC-klagomål.docx
+++ b/klagomål/A 49256-2025 FSC-klagomål.docx
@@ -662,7 +662,7 @@
     <w:r>
       <w:tab/>
       <w:tab/>
-      <w:t>2025-12-10</w:t>
+      <w:t>2025-12-11</w:t>
       <w:br/>
       <w:br/>
     </w:r>

--- a/klagomål/A 49256-2025 FSC-klagomål.docx
+++ b/klagomål/A 49256-2025 FSC-klagomål.docx
@@ -662,7 +662,7 @@
     <w:r>
       <w:tab/>
       <w:tab/>
-      <w:t>2025-12-11</w:t>
+      <w:t>2025-12-12</w:t>
       <w:br/>
       <w:br/>
     </w:r>

--- a/klagomål/A 49256-2025 FSC-klagomål.docx
+++ b/klagomål/A 49256-2025 FSC-klagomål.docx
@@ -662,7 +662,7 @@
     <w:r>
       <w:tab/>
       <w:tab/>
-      <w:t>2025-12-12</w:t>
+      <w:t>2025-12-13</w:t>
       <w:br/>
       <w:br/>
     </w:r>

--- a/klagomål/A 49256-2025 FSC-klagomål.docx
+++ b/klagomål/A 49256-2025 FSC-klagomål.docx
@@ -662,7 +662,7 @@
     <w:r>
       <w:tab/>
       <w:tab/>
-      <w:t>2025-12-19</w:t>
+      <w:t>2025-12-20</w:t>
       <w:br/>
       <w:br/>
     </w:r>

--- a/klagomål/A 49256-2025 FSC-klagomål.docx
+++ b/klagomål/A 49256-2025 FSC-klagomål.docx
@@ -662,7 +662,7 @@
     <w:r>
       <w:tab/>
       <w:tab/>
-      <w:t>2025-12-20</w:t>
+      <w:t>2025-12-21</w:t>
       <w:br/>
       <w:br/>
     </w:r>

--- a/klagomål/A 49256-2025 FSC-klagomål.docx
+++ b/klagomål/A 49256-2025 FSC-klagomål.docx
@@ -662,7 +662,7 @@
     <w:r>
       <w:tab/>
       <w:tab/>
-      <w:t>2025-12-21</w:t>
+      <w:t>2025-12-22</w:t>
       <w:br/>
       <w:br/>
     </w:r>

--- a/klagomål/A 49256-2025 FSC-klagomål.docx
+++ b/klagomål/A 49256-2025 FSC-klagomål.docx
@@ -662,7 +662,7 @@
     <w:r>
       <w:tab/>
       <w:tab/>
-      <w:t>2025-12-22</w:t>
+      <w:t>2025-12-26</w:t>
       <w:br/>
       <w:br/>
     </w:r>

--- a/klagomål/A 49256-2025 FSC-klagomål.docx
+++ b/klagomål/A 49256-2025 FSC-klagomål.docx
@@ -662,7 +662,7 @@
     <w:r>
       <w:tab/>
       <w:tab/>
-      <w:t>2025-12-26</w:t>
+      <w:t>2025-12-28</w:t>
       <w:br/>
       <w:br/>
     </w:r>

--- a/klagomål/A 49256-2025 FSC-klagomål.docx
+++ b/klagomål/A 49256-2025 FSC-klagomål.docx
@@ -662,7 +662,7 @@
     <w:r>
       <w:tab/>
       <w:tab/>
-      <w:t>2025-12-28</w:t>
+      <w:t>2025-12-29</w:t>
       <w:br/>
       <w:br/>
     </w:r>

--- a/klagomål/A 49256-2025 FSC-klagomål.docx
+++ b/klagomål/A 49256-2025 FSC-klagomål.docx
@@ -662,7 +662,7 @@
     <w:r>
       <w:tab/>
       <w:tab/>
-      <w:t>2025-12-29</w:t>
+      <w:t>2025-12-30</w:t>
       <w:br/>
       <w:br/>
     </w:r>

--- a/klagomål/A 49256-2025 FSC-klagomål.docx
+++ b/klagomål/A 49256-2025 FSC-klagomål.docx
@@ -662,7 +662,7 @@
     <w:r>
       <w:tab/>
       <w:tab/>
-      <w:t>2025-12-30</w:t>
+      <w:t>2025-12-31</w:t>
       <w:br/>
       <w:br/>
     </w:r>

--- a/klagomål/A 49256-2025 FSC-klagomål.docx
+++ b/klagomål/A 49256-2025 FSC-klagomål.docx
@@ -662,7 +662,7 @@
     <w:r>
       <w:tab/>
       <w:tab/>
-      <w:t>2025-12-31</w:t>
+      <w:t>2026-01-03</w:t>
       <w:br/>
       <w:br/>
     </w:r>

--- a/klagomål/A 49256-2025 FSC-klagomål.docx
+++ b/klagomål/A 49256-2025 FSC-klagomål.docx
@@ -662,7 +662,7 @@
     <w:r>
       <w:tab/>
       <w:tab/>
-      <w:t>2026-01-07</w:t>
+      <w:t>2026-01-08</w:t>
       <w:br/>
       <w:br/>
     </w:r>

--- a/klagomål/A 49256-2025 FSC-klagomål.docx
+++ b/klagomål/A 49256-2025 FSC-klagomål.docx
@@ -662,7 +662,7 @@
     <w:r>
       <w:tab/>
       <w:tab/>
-      <w:t>2026-01-08</w:t>
+      <w:t>2026-01-09</w:t>
       <w:br/>
       <w:br/>
     </w:r>

--- a/klagomål/A 49256-2025 FSC-klagomål.docx
+++ b/klagomål/A 49256-2025 FSC-klagomål.docx
@@ -662,7 +662,7 @@
     <w:r>
       <w:tab/>
       <w:tab/>
-      <w:t>2026-01-09</w:t>
+      <w:t>2026-01-10</w:t>
       <w:br/>
       <w:br/>
     </w:r>

--- a/klagomål/A 49256-2025 FSC-klagomål.docx
+++ b/klagomål/A 49256-2025 FSC-klagomål.docx
@@ -662,7 +662,7 @@
     <w:r>
       <w:tab/>
       <w:tab/>
-      <w:t>2026-01-10</w:t>
+      <w:t>2026-01-11</w:t>
       <w:br/>
       <w:br/>
     </w:r>

--- a/klagomål/A 49256-2025 FSC-klagomål.docx
+++ b/klagomål/A 49256-2025 FSC-klagomål.docx
@@ -662,7 +662,7 @@
     <w:r>
       <w:tab/>
       <w:tab/>
-      <w:t>2026-01-11</w:t>
+      <w:t>2026-01-12</w:t>
       <w:br/>
       <w:br/>
     </w:r>

--- a/klagomål/A 49256-2025 FSC-klagomål.docx
+++ b/klagomål/A 49256-2025 FSC-klagomål.docx
@@ -662,7 +662,7 @@
     <w:r>
       <w:tab/>
       <w:tab/>
-      <w:t>2026-01-12</w:t>
+      <w:t>2026-01-13</w:t>
       <w:br/>
       <w:br/>
     </w:r>

--- a/klagomål/A 49256-2025 FSC-klagomål.docx
+++ b/klagomål/A 49256-2025 FSC-klagomål.docx
@@ -662,7 +662,7 @@
     <w:r>
       <w:tab/>
       <w:tab/>
-      <w:t>2026-01-13</w:t>
+      <w:t>2026-01-14</w:t>
       <w:br/>
       <w:br/>
     </w:r>

--- a/klagomål/A 49256-2025 FSC-klagomål.docx
+++ b/klagomål/A 49256-2025 FSC-klagomål.docx
@@ -662,7 +662,7 @@
     <w:r>
       <w:tab/>
       <w:tab/>
-      <w:t>2026-01-14</w:t>
+      <w:t>2026-01-15</w:t>
       <w:br/>
       <w:br/>
     </w:r>

--- a/klagomål/A 49256-2025 FSC-klagomål.docx
+++ b/klagomål/A 49256-2025 FSC-klagomål.docx
@@ -662,7 +662,7 @@
     <w:r>
       <w:tab/>
       <w:tab/>
-      <w:t>2026-01-15</w:t>
+      <w:t>2026-01-16</w:t>
       <w:br/>
       <w:br/>
     </w:r>

--- a/klagomål/A 49256-2025 FSC-klagomål.docx
+++ b/klagomål/A 49256-2025 FSC-klagomål.docx
@@ -662,7 +662,7 @@
     <w:r>
       <w:tab/>
       <w:tab/>
-      <w:t>2026-01-16</w:t>
+      <w:t>2026-01-17</w:t>
       <w:br/>
       <w:br/>
     </w:r>

--- a/klagomål/A 49256-2025 FSC-klagomål.docx
+++ b/klagomål/A 49256-2025 FSC-klagomål.docx
@@ -662,7 +662,7 @@
     <w:r>
       <w:tab/>
       <w:tab/>
-      <w:t>2026-01-17</w:t>
+      <w:t>2026-01-18</w:t>
       <w:br/>
       <w:br/>
     </w:r>

--- a/klagomål/A 49256-2025 FSC-klagomål.docx
+++ b/klagomål/A 49256-2025 FSC-klagomål.docx
@@ -662,7 +662,7 @@
     <w:r>
       <w:tab/>
       <w:tab/>
-      <w:t>2026-01-18</w:t>
+      <w:t>2026-01-19</w:t>
       <w:br/>
       <w:br/>
     </w:r>

--- a/klagomål/A 49256-2025 FSC-klagomål.docx
+++ b/klagomål/A 49256-2025 FSC-klagomål.docx
@@ -662,7 +662,7 @@
     <w:r>
       <w:tab/>
       <w:tab/>
-      <w:t>2026-01-19</w:t>
+      <w:t>2026-01-20</w:t>
       <w:br/>
       <w:br/>
     </w:r>

--- a/klagomål/A 49256-2025 FSC-klagomål.docx
+++ b/klagomål/A 49256-2025 FSC-klagomål.docx
@@ -662,7 +662,7 @@
     <w:r>
       <w:tab/>
       <w:tab/>
-      <w:t>2026-01-20</w:t>
+      <w:t>2026-01-21</w:t>
       <w:br/>
       <w:br/>
     </w:r>

--- a/klagomål/A 49256-2025 FSC-klagomål.docx
+++ b/klagomål/A 49256-2025 FSC-klagomål.docx
@@ -662,7 +662,7 @@
     <w:r>
       <w:tab/>
       <w:tab/>
-      <w:t>2026-01-21</w:t>
+      <w:t>2026-01-23</w:t>
       <w:br/>
       <w:br/>
     </w:r>

--- a/klagomål/A 49256-2025 FSC-klagomål.docx
+++ b/klagomål/A 49256-2025 FSC-klagomål.docx
@@ -662,7 +662,7 @@
     <w:r>
       <w:tab/>
       <w:tab/>
-      <w:t>2026-01-23</w:t>
+      <w:t>2026-01-24</w:t>
       <w:br/>
       <w:br/>
     </w:r>

--- a/klagomål/A 49256-2025 FSC-klagomål.docx
+++ b/klagomål/A 49256-2025 FSC-klagomål.docx
@@ -662,7 +662,7 @@
     <w:r>
       <w:tab/>
       <w:tab/>
-      <w:t>2026-01-24</w:t>
+      <w:t>2026-01-25</w:t>
       <w:br/>
       <w:br/>
     </w:r>

--- a/klagomål/A 49256-2025 FSC-klagomål.docx
+++ b/klagomål/A 49256-2025 FSC-klagomål.docx
@@ -662,7 +662,7 @@
     <w:r>
       <w:tab/>
       <w:tab/>
-      <w:t>2026-01-25</w:t>
+      <w:t>2026-01-26</w:t>
       <w:br/>
       <w:br/>
     </w:r>

--- a/klagomål/A 49256-2025 FSC-klagomål.docx
+++ b/klagomål/A 49256-2025 FSC-klagomål.docx
@@ -662,7 +662,7 @@
     <w:r>
       <w:tab/>
       <w:tab/>
-      <w:t>2026-01-26</w:t>
+      <w:t>2026-01-27</w:t>
       <w:br/>
       <w:br/>
     </w:r>

--- a/klagomål/A 49256-2025 FSC-klagomål.docx
+++ b/klagomål/A 49256-2025 FSC-klagomål.docx
@@ -662,7 +662,7 @@
     <w:r>
       <w:tab/>
       <w:tab/>
-      <w:t>2026-01-27</w:t>
+      <w:t>2026-01-28</w:t>
       <w:br/>
       <w:br/>
     </w:r>

--- a/klagomål/A 49256-2025 FSC-klagomål.docx
+++ b/klagomål/A 49256-2025 FSC-klagomål.docx
@@ -112,7 +112,7 @@
         <w:pStyle w:val="ListBullet"/>
       </w:pPr>
       <w:r>
-        <w:t>Om ett ombud (tex Norra skog eller Mellanskog) avverkningsanmäler en skog med naturvärden motsvarande nyckelbiotops kvalité men markägaren inte är FSC certifierad, bör du skicka in ett FSC kontrollerat virke klagomål. Då ska klagomålet skickas till ombudsföretaget.</w:t>
+        <w:t>Om ett ombud (tex Norra skog eller Mellanskog) avverkningsanmäler en skog med naturvärden motsvarande nyckelbiotops kvalitet men markägaren inte är FSC certifierad, bör du skicka in ett FSC kontrollerat virke klagomål. Då ska klagomålet skickas till ombudsföretaget.</w:t>
       </w:r>
     </w:p>
     <w:p>
@@ -254,7 +254,25 @@
         <w:t xml:space="preserve">Skinnlav </w:t>
       </w:r>
       <w:r>
-        <w:t>förekommer på diverse lövträd, främst på gammal asp och sälg. Den påträffas främst i områden med lång kontinuitet av grova lövträd och signalerar skogsmark med höga naturvärden. På lokalerna förekommer som regel ett flertal andra ovanliga eller rödlistade lavar. I likhet med gelélavarna, etablerar sig skinnlaven i skogsmark på grova aspar i sena lövsuccessioner (Nitare &amp; Skogsstyrelsen, 2019).</w:t>
+        <w:t xml:space="preserve">förekommer på diverse lövträd, främst på gammal asp och sälg. Den påträffas främst i områden med lång kontinuitet av grova lövträd och signalerar skogsmark med höga naturvärden. På lokalerna förekommer som regel ett flertal andra ovanliga eller rödlistade lavar. I likhet med gelélavarna, etablerar sig skinnlaven i skogsmark på grova aspar i sena lövsuccessioner. Skinnlav är typisk art för </w:t>
+      </w:r>
+      <w:r>
+        <w:rPr>
+          <w:i/>
+        </w:rPr>
+        <w:t xml:space="preserve">9010 Taiga, 9020 Nordlig ädellövskog </w:t>
+      </w:r>
+      <w:r>
+        <w:t xml:space="preserve">och </w:t>
+      </w:r>
+      <w:r>
+        <w:rPr>
+          <w:i/>
+        </w:rPr>
+        <w:t xml:space="preserve">9070 Trädklädd betesmark </w:t>
+      </w:r>
+      <w:r>
+        <w:t>(Nitare &amp; Skogsstyrelsen, 2019; SLU Artdatabanken, 2025).</w:t>
       </w:r>
     </w:p>
     <w:p>
@@ -662,7 +680,7 @@
     <w:r>
       <w:tab/>
       <w:tab/>
-      <w:t>2026-01-28</w:t>
+      <w:t>2026-01-29</w:t>
       <w:br/>
       <w:br/>
     </w:r>

--- a/klagomål/A 49256-2025 FSC-klagomål.docx
+++ b/klagomål/A 49256-2025 FSC-klagomål.docx
@@ -680,7 +680,7 @@
     <w:r>
       <w:tab/>
       <w:tab/>
-      <w:t>2026-01-29</w:t>
+      <w:t>2026-01-30</w:t>
       <w:br/>
       <w:br/>
     </w:r>

--- a/klagomål/A 49256-2025 FSC-klagomål.docx
+++ b/klagomål/A 49256-2025 FSC-klagomål.docx
@@ -680,7 +680,7 @@
     <w:r>
       <w:tab/>
       <w:tab/>
-      <w:t>2026-01-30</w:t>
+      <w:t>2026-01-31</w:t>
       <w:br/>
       <w:br/>
     </w:r>

--- a/klagomål/A 49256-2025 FSC-klagomål.docx
+++ b/klagomål/A 49256-2025 FSC-klagomål.docx
@@ -680,7 +680,7 @@
     <w:r>
       <w:tab/>
       <w:tab/>
-      <w:t>2026-03-02</w:t>
+      <w:t>2026-03-03</w:t>
       <w:br/>
       <w:br/>
     </w:r>

--- a/klagomål/A 49256-2025 FSC-klagomål.docx
+++ b/klagomål/A 49256-2025 FSC-klagomål.docx
@@ -680,7 +680,7 @@
     <w:r>
       <w:tab/>
       <w:tab/>
-      <w:t>2026-03-03</w:t>
+      <w:t>2026-03-04</w:t>
       <w:br/>
       <w:br/>
     </w:r>

--- a/klagomål/A 49256-2025 FSC-klagomål.docx
+++ b/klagomål/A 49256-2025 FSC-klagomål.docx
@@ -680,7 +680,7 @@
     <w:r>
       <w:tab/>
       <w:tab/>
-      <w:t>2026-03-04</w:t>
+      <w:t>2026-03-05</w:t>
       <w:br/>
       <w:br/>
     </w:r>

--- a/klagomål/A 49256-2025 FSC-klagomål.docx
+++ b/klagomål/A 49256-2025 FSC-klagomål.docx
@@ -680,7 +680,7 @@
     <w:r>
       <w:tab/>
       <w:tab/>
-      <w:t>2026-03-05</w:t>
+      <w:t>2026-03-06</w:t>
       <w:br/>
       <w:br/>
     </w:r>

--- a/klagomål/A 49256-2025 FSC-klagomål.docx
+++ b/klagomål/A 49256-2025 FSC-klagomål.docx
@@ -680,7 +680,7 @@
     <w:r>
       <w:tab/>
       <w:tab/>
-      <w:t>2026-03-06</w:t>
+      <w:t>2026-03-07</w:t>
       <w:br/>
       <w:br/>
     </w:r>

--- a/klagomål/A 49256-2025 FSC-klagomål.docx
+++ b/klagomål/A 49256-2025 FSC-klagomål.docx
@@ -680,7 +680,7 @@
     <w:r>
       <w:tab/>
       <w:tab/>
-      <w:t>2026-03-07</w:t>
+      <w:t>2026-03-08</w:t>
       <w:br/>
       <w:br/>
     </w:r>

--- a/klagomål/A 49256-2025 FSC-klagomål.docx
+++ b/klagomål/A 49256-2025 FSC-klagomål.docx
@@ -680,7 +680,7 @@
     <w:r>
       <w:tab/>
       <w:tab/>
-      <w:t>2026-03-08</w:t>
+      <w:t>2026-03-09</w:t>
       <w:br/>
       <w:br/>
     </w:r>

--- a/klagomål/A 49256-2025 FSC-klagomål.docx
+++ b/klagomål/A 49256-2025 FSC-klagomål.docx
@@ -680,7 +680,7 @@
     <w:r>
       <w:tab/>
       <w:tab/>
-      <w:t>2026-03-09</w:t>
+      <w:t>2026-03-10</w:t>
       <w:br/>
       <w:br/>
     </w:r>

--- a/klagomål/A 49256-2025 FSC-klagomål.docx
+++ b/klagomål/A 49256-2025 FSC-klagomål.docx
@@ -680,7 +680,7 @@
     <w:r>
       <w:tab/>
       <w:tab/>
-      <w:t>2026-03-10</w:t>
+      <w:t>2026-03-11</w:t>
       <w:br/>
       <w:br/>
     </w:r>

--- a/klagomål/A 49256-2025 FSC-klagomål.docx
+++ b/klagomål/A 49256-2025 FSC-klagomål.docx
@@ -680,7 +680,7 @@
     <w:r>
       <w:tab/>
       <w:tab/>
-      <w:t>2026-03-11</w:t>
+      <w:t>2026-03-12</w:t>
       <w:br/>
       <w:br/>
     </w:r>

--- a/klagomål/A 49256-2025 FSC-klagomål.docx
+++ b/klagomål/A 49256-2025 FSC-klagomål.docx
@@ -680,7 +680,7 @@
     <w:r>
       <w:tab/>
       <w:tab/>
-      <w:t>2026-03-12</w:t>
+      <w:t>2026-03-13</w:t>
       <w:br/>
       <w:br/>
     </w:r>

--- a/klagomål/A 49256-2025 FSC-klagomål.docx
+++ b/klagomål/A 49256-2025 FSC-klagomål.docx
@@ -680,7 +680,7 @@
     <w:r>
       <w:tab/>
       <w:tab/>
-      <w:t>2026-03-13</w:t>
+      <w:t>2026-03-16</w:t>
       <w:br/>
       <w:br/>
     </w:r>

--- a/klagomål/A 49256-2025 FSC-klagomål.docx
+++ b/klagomål/A 49256-2025 FSC-klagomål.docx
@@ -680,7 +680,7 @@
     <w:r>
       <w:tab/>
       <w:tab/>
-      <w:t>2026-03-16</w:t>
+      <w:t>2026-03-17</w:t>
       <w:br/>
       <w:br/>
     </w:r>

--- a/klagomål/A 49256-2025 FSC-klagomål.docx
+++ b/klagomål/A 49256-2025 FSC-klagomål.docx
@@ -680,7 +680,7 @@
     <w:r>
       <w:tab/>
       <w:tab/>
-      <w:t>2026-03-17</w:t>
+      <w:t>2026-03-18</w:t>
       <w:br/>
       <w:br/>
     </w:r>

--- a/klagomål/A 49256-2025 FSC-klagomål.docx
+++ b/klagomål/A 49256-2025 FSC-klagomål.docx
@@ -680,7 +680,7 @@
     <w:r>
       <w:tab/>
       <w:tab/>
-      <w:t>2026-03-18</w:t>
+      <w:t>2026-03-19</w:t>
       <w:br/>
       <w:br/>
     </w:r>

--- a/klagomål/A 49256-2025 FSC-klagomål.docx
+++ b/klagomål/A 49256-2025 FSC-klagomål.docx
@@ -680,7 +680,7 @@
     <w:r>
       <w:tab/>
       <w:tab/>
-      <w:t>2026-03-19</w:t>
+      <w:t>2026-03-20</w:t>
       <w:br/>
       <w:br/>
     </w:r>

--- a/klagomål/A 49256-2025 FSC-klagomål.docx
+++ b/klagomål/A 49256-2025 FSC-klagomål.docx
@@ -680,7 +680,7 @@
     <w:r>
       <w:tab/>
       <w:tab/>
-      <w:t>2026-03-20</w:t>
+      <w:t>2026-03-21</w:t>
       <w:br/>
       <w:br/>
     </w:r>

--- a/klagomål/A 49256-2025 FSC-klagomål.docx
+++ b/klagomål/A 49256-2025 FSC-klagomål.docx
@@ -680,7 +680,7 @@
     <w:r>
       <w:tab/>
       <w:tab/>
-      <w:t>2026-03-21</w:t>
+      <w:t>2026-03-22</w:t>
       <w:br/>
       <w:br/>
     </w:r>

--- a/klagomål/A 49256-2025 FSC-klagomål.docx
+++ b/klagomål/A 49256-2025 FSC-klagomål.docx
@@ -680,7 +680,7 @@
     <w:r>
       <w:tab/>
       <w:tab/>
-      <w:t>2026-03-22</w:t>
+      <w:t>2026-03-23</w:t>
       <w:br/>
       <w:br/>
     </w:r>

--- a/klagomål/A 49256-2025 FSC-klagomål.docx
+++ b/klagomål/A 49256-2025 FSC-klagomål.docx
@@ -680,7 +680,7 @@
     <w:r>
       <w:tab/>
       <w:tab/>
-      <w:t>2026-04-14</w:t>
+      <w:t>2026-04-15</w:t>
       <w:br/>
       <w:br/>
     </w:r>

--- a/klagomål/A 49256-2025 FSC-klagomål.docx
+++ b/klagomål/A 49256-2025 FSC-klagomål.docx
@@ -680,7 +680,7 @@
     <w:r>
       <w:tab/>
       <w:tab/>
-      <w:t>2026-04-15</w:t>
+      <w:t>2026-04-16</w:t>
       <w:br/>
       <w:br/>
     </w:r>

--- a/klagomål/A 49256-2025 FSC-klagomål.docx
+++ b/klagomål/A 49256-2025 FSC-klagomål.docx
@@ -680,7 +680,7 @@
     <w:r>
       <w:tab/>
       <w:tab/>
-      <w:t>2026-04-16</w:t>
+      <w:t>2026-04-17</w:t>
       <w:br/>
       <w:br/>
     </w:r>

--- a/klagomål/A 49256-2025 FSC-klagomål.docx
+++ b/klagomål/A 49256-2025 FSC-klagomål.docx
@@ -680,7 +680,7 @@
     <w:r>
       <w:tab/>
       <w:tab/>
-      <w:t>2026-04-17</w:t>
+      <w:t>2026-04-18</w:t>
       <w:br/>
       <w:br/>
     </w:r>

--- a/klagomål/A 49256-2025 FSC-klagomål.docx
+++ b/klagomål/A 49256-2025 FSC-klagomål.docx
@@ -680,7 +680,7 @@
     <w:r>
       <w:tab/>
       <w:tab/>
-      <w:t>2026-04-18</w:t>
+      <w:t>2026-04-19</w:t>
       <w:br/>
       <w:br/>
     </w:r>

--- a/klagomål/A 49256-2025 FSC-klagomål.docx
+++ b/klagomål/A 49256-2025 FSC-klagomål.docx
@@ -680,7 +680,7 @@
     <w:r>
       <w:tab/>
       <w:tab/>
-      <w:t>2026-04-19</w:t>
+      <w:t>2026-04-20</w:t>
       <w:br/>
       <w:br/>
     </w:r>

--- a/klagomål/A 49256-2025 FSC-klagomål.docx
+++ b/klagomål/A 49256-2025 FSC-klagomål.docx
@@ -680,7 +680,7 @@
     <w:r>
       <w:tab/>
       <w:tab/>
-      <w:t>2026-04-20</w:t>
+      <w:t>2026-04-21</w:t>
       <w:br/>
       <w:br/>
     </w:r>

--- a/klagomål/A 49256-2025 FSC-klagomål.docx
+++ b/klagomål/A 49256-2025 FSC-klagomål.docx
@@ -680,7 +680,7 @@
     <w:r>
       <w:tab/>
       <w:tab/>
-      <w:t>2026-04-21</w:t>
+      <w:t>2026-04-22</w:t>
       <w:br/>
       <w:br/>
     </w:r>

--- a/klagomål/A 49256-2025 FSC-klagomål.docx
+++ b/klagomål/A 49256-2025 FSC-klagomål.docx
@@ -680,7 +680,7 @@
     <w:r>
       <w:tab/>
       <w:tab/>
-      <w:t>2026-04-22</w:t>
+      <w:t>2026-04-23</w:t>
       <w:br/>
       <w:br/>
     </w:r>

--- a/klagomål/A 49256-2025 FSC-klagomål.docx
+++ b/klagomål/A 49256-2025 FSC-klagomål.docx
@@ -680,7 +680,7 @@
     <w:r>
       <w:tab/>
       <w:tab/>
-      <w:t>2026-04-23</w:t>
+      <w:t>2026-04-24</w:t>
       <w:br/>
       <w:br/>
     </w:r>

--- a/klagomål/A 49256-2025 FSC-klagomål.docx
+++ b/klagomål/A 49256-2025 FSC-klagomål.docx
@@ -680,7 +680,7 @@
     <w:r>
       <w:tab/>
       <w:tab/>
-      <w:t>2026-04-24</w:t>
+      <w:t>2026-04-25</w:t>
       <w:br/>
       <w:br/>
     </w:r>

--- a/klagomål/A 49256-2025 FSC-klagomål.docx
+++ b/klagomål/A 49256-2025 FSC-klagomål.docx
@@ -680,7 +680,7 @@
     <w:r>
       <w:tab/>
       <w:tab/>
-      <w:t>2026-04-25</w:t>
+      <w:t>2026-04-26</w:t>
       <w:br/>
       <w:br/>
     </w:r>

--- a/klagomål/A 49256-2025 FSC-klagomål.docx
+++ b/klagomål/A 49256-2025 FSC-klagomål.docx
@@ -680,7 +680,7 @@
     <w:r>
       <w:tab/>
       <w:tab/>
-      <w:t>2026-04-26</w:t>
+      <w:t>2026-04-27</w:t>
       <w:br/>
       <w:br/>
     </w:r>

--- a/klagomål/A 49256-2025 FSC-klagomål.docx
+++ b/klagomål/A 49256-2025 FSC-klagomål.docx
@@ -680,7 +680,7 @@
     <w:r>
       <w:tab/>
       <w:tab/>
-      <w:t>2026-04-27</w:t>
+      <w:t>2026-04-28</w:t>
       <w:br/>
       <w:br/>
     </w:r>

--- a/klagomål/A 49256-2025 FSC-klagomål.docx
+++ b/klagomål/A 49256-2025 FSC-klagomål.docx
@@ -680,7 +680,7 @@
     <w:r>
       <w:tab/>
       <w:tab/>
-      <w:t>2026-04-28</w:t>
+      <w:t>2026-04-29</w:t>
       <w:br/>
       <w:br/>
     </w:r>

--- a/klagomål/A 49256-2025 FSC-klagomål.docx
+++ b/klagomål/A 49256-2025 FSC-klagomål.docx
@@ -680,7 +680,7 @@
     <w:r>
       <w:tab/>
       <w:tab/>
-      <w:t>2026-04-29</w:t>
+      <w:t>2026-04-30</w:t>
       <w:br/>
       <w:br/>
     </w:r>

--- a/klagomål/A 49256-2025 FSC-klagomål.docx
+++ b/klagomål/A 49256-2025 FSC-klagomål.docx
@@ -680,7 +680,7 @@
     <w:r>
       <w:tab/>
       <w:tab/>
-      <w:t>2026-04-30</w:t>
+      <w:t>2026-05-01</w:t>
       <w:br/>
       <w:br/>
     </w:r>

--- a/klagomål/A 49256-2025 FSC-klagomål.docx
+++ b/klagomål/A 49256-2025 FSC-klagomål.docx
@@ -680,7 +680,7 @@
     <w:r>
       <w:tab/>
       <w:tab/>
-      <w:t>2026-05-01</w:t>
+      <w:t>2026-05-02</w:t>
       <w:br/>
       <w:br/>
     </w:r>

--- a/klagomål/A 49256-2025 FSC-klagomål.docx
+++ b/klagomål/A 49256-2025 FSC-klagomål.docx
@@ -680,7 +680,7 @@
     <w:r>
       <w:tab/>
       <w:tab/>
-      <w:t>2026-05-02</w:t>
+      <w:t>2026-05-03</w:t>
       <w:br/>
       <w:br/>
     </w:r>

--- a/klagomål/A 49256-2025 FSC-klagomål.docx
+++ b/klagomål/A 49256-2025 FSC-klagomål.docx
@@ -680,7 +680,7 @@
     <w:r>
       <w:tab/>
       <w:tab/>
-      <w:t>2026-05-03</w:t>
+      <w:t>2026-05-04</w:t>
       <w:br/>
       <w:br/>
     </w:r>

--- a/klagomål/A 49256-2025 FSC-klagomål.docx
+++ b/klagomål/A 49256-2025 FSC-klagomål.docx
@@ -680,7 +680,7 @@
     <w:r>
       <w:tab/>
       <w:tab/>
-      <w:t>2026-05-04</w:t>
+      <w:t>2026-05-05</w:t>
       <w:br/>
       <w:br/>
     </w:r>

--- a/klagomål/A 49256-2025 FSC-klagomål.docx
+++ b/klagomål/A 49256-2025 FSC-klagomål.docx
@@ -680,7 +680,7 @@
     <w:r>
       <w:tab/>
       <w:tab/>
-      <w:t>2026-05-05</w:t>
+      <w:t>2026-05-06</w:t>
       <w:br/>
       <w:br/>
     </w:r>
